--- a/journal/manuscript_v87_ko_JIK.docx
+++ b/journal/manuscript_v87_ko_JIK.docx
@@ -409,7 +409,7 @@
         <w:pStyle w:val="BodyText"/>
       </w:pPr>
       <w:r>
-        <w:t xml:space="preserve">분석 결과는 다음과 같다. 첫째, 통합형은 전체 출원 가운데 가장 큰 비중을 차지하였고 패키징 단계 공정을 제외한 좁은 정의에서도 상당한 비중을 유지하여, 공정 단계 간 융합은 예외적 현상이 아니었다. 통합형 출원은 세부 기술도 더 다양하게 포함하였다. 둘째, 지식 통합은 공정 단독형이 우세한 형성기, 통합형 비중이 정점에 이른 확산기, 통합형 비중이 감소하고 접합 단독형 비중이 증가한 재편기의 세 국면을 거쳐 변화하였으며, 이 과정에서 출원의 무게중심은 제조공정에서 접합 쪽으로 이동하였다. 셋째, 핵심 접합 기술을 포함한 출원은 형성기에 그렇지 않은 출원보다 제조공정 분류를 함께 가질 가능성이 매우 높았으나 그 차이는 점차 줄어 재편기에는 유의하지 않았으며, 접합과 결합하는 제조공정의 중심도 웨이퍼 제조공정에서 공정 장치와 패키징 단계 공정으로 이동하였다.</w:t>
+        <w:t xml:space="preserve">분석 결과는 다음과 같다. 첫째, 통합형은 전체 출원 가운데 가장 큰 비중을 차지하였고 패키징 단계 공정을 제외한 좁은 정의에서도 상당한 비중을 유지하여, 공정 단계 간 융합은 예외적 현상이 아니었다. 통합형 출원은 세부 기술도 더 다양하게 포함하였다. 둘째, 지식 통합은 공정 단독형이 우세한 형성기, 통합형 비중이 정점에 이른 확산기, 통합형 비중이 감소하고 접합 단독형 비중이 증가한 재편기의 세 국면을 거쳐 변화하였으며, 이 과정에서 출원의 무게중심은 제조공정에서 접합 쪽으로 이동하였다. 셋째, 핵심 접합 기술을 포함한 접합 출원은 형성기에 그렇지 않은 접합 출원보다 제조공정 분류를 함께 가질 가능성이 매우 높았으나 그 차이는 점차 줄어 재편기에는 유의하지 않았으며, 접합과 결합하는 제조공정의 중심도 웨이퍼 제조공정에서 공정 장치와 패키징 단계 공정으로 이동하였다.</w:t>
       </w:r>
     </w:p>
     <w:p>
@@ -621,7 +621,7 @@
         <w:pStyle w:val="BodyText"/>
       </w:pPr>
       <w:r>
-        <w:t xml:space="preserve">하이브리드 본딩은 바로 이러한 기술이다. 수율이 평탄화, 표면 화학, 정렬과 같은 전공정 역량에 좌우되어 제조와 패키징 사이의 인터페이스는 더 이상 안정적이지 않으며, 이 현상은 미세화의 한계에 관한 연구에서 예견되고(Arden et al., 2010; Iyer, 2016; Khan et al., 2018) 패키징 공학 연구에서 기록되었으나(Lau, 2021, 2022) 발명의 기록에서 관찰한 연구는 거의 없다. 단계 모형에 비추어 보면 하이브리드 본딩에서 지식 융합은 평탄화, 표면 활성화와 같은 제조공정 지식이 칩 사이의 연결에 적용되는 단계, 기술 융합은 이 지식이 하나의 발명 안에서 접합 구조와 결합되는 단계, 응용 융합은 결합된 기술이 이미지센서, 3D NAND, HBM, 칩렛과 같은 제품으로 구현되는 단계, 산업 융합은 선도 파운드리의 첨단 패키징 내재화처럼 분업 구조가 재편되는 단계이다(KnowMade, 2024; Lau, 2022). 이 가운데 특허 공동분류로 직접 관찰할 수 있는 것은 기술 융합 단계이며, 응용 융합 단계는 지식 통합 위치의 변화를 통해 간접적으로만 다루고 산업 융합 단계는 분석 범위에 포함하지 않는다. 인터페이스가 불안정해졌다면 두 단계의 지식을 함께 포함하는 발명이 예외적이지 않은 비중으로 나타나고, 그러한 발명은 한 영역에 머무는 발명보다 더 다양한 세부 기술을 결합할 것이다.</w:t>
+        <w:t xml:space="preserve">하이브리드 본딩은 바로 한 단계의 성능을 다른 단계의 지식에 의존하게 만드는 기술이다. 수율이 평탄화, 표면 화학, 정렬과 같은 전공정 역량에 좌우되어 제조와 패키징 사이의 인터페이스는 더 이상 안정적이지 않으며, 이 현상은 미세화의 한계에 관한 연구에서 예견되고(Arden et al., 2010; Iyer, 2016; Khan et al., 2018) 패키징 공학 연구에서 기록되었으나(Lau, 2021, 2022) 이를 발명의 기록에서 관찰한 연구는 거의 없다. 단계 모형에 비추어 보면 하이브리드 본딩에서 지식 융합은 평탄화, 표면 활성화와 같은 제조공정 지식이 칩 사이의 연결에 적용되는 단계, 기술 융합은 이 지식이 하나의 발명 안에서 접합 구조와 결합되는 단계, 응용 융합은 결합된 기술이 이미지센서, 3D NAND, HBM, 칩렛과 같은 제품으로 구현되는 단계, 산업 융합은 선도 파운드리의 첨단 패키징 내재화처럼 분업 구조가 재편되는 단계이다(KnowMade, 2024; Lau, 2022). 이 가운데 특허 공동분류로 직접 관찰할 수 있는 것은 기술 융합 단계이며, 응용 융합 단계는 지식 통합 위치의 변화를 통해 간접적으로만 다루고 산업 융합 단계는 분석 범위에 포함하지 않는다. 인터페이스가 불안정해졌다면 두 단계의 지식을 함께 포함하는 발명이 예외적이지 않은 비중으로 나타나고, 그러한 발명은 한 영역에 머무는 발명보다 더 다양한 세부 기술을 결합할 것이다.</w:t>
       </w:r>
     </w:p>
     <w:bookmarkEnd w:id="17"/>
@@ -647,7 +647,7 @@
         <w:pStyle w:val="BodyText"/>
       </w:pPr>
       <w:r>
-        <w:t xml:space="preserve">융합의 변화는 기술을 구성하는 요소 간의 관계에서도 나타날 수 있다. Murmann과 Frenken(2006)은 지배적 설계를 다른 요소와 밀접하게 연관되어 안정된 인터페이스 역할을 하는 핵심 요소의 안정된 설계로 정의하였으며, 핵심 요소의 설계가 안정되면 이후의 기술 변화는 그 인터페이스를 전제로 주변 요소에서 이어질 수 있다. 하이브리드 본딩의 핵심 요소는 범프나 솔더 없이 접합 패드끼리 직접 접합하는 연결 방식이며(Lau, 2021), 인터페이스가 확정되지 않은 격동기에 이를 발명하려면 표면 평탄화나 웨이퍼 접합과 같은 제조공정 지식을 함께 다루어야 한다. 그러나 지배적 설계가 확립되면 아키텍처 지식은 당연한 전제가 되고(Henderson &amp; Clark, 1990), 구성요소 간 상호의존이 예측 가능해질수록 경계 반대편의 지식을 함께 다룰 필요성은 줄어든다(Brusoni et al., 2001). 하이브리드 본딩은 웨이퍼 단위 접합에서 먼저 상용화된 뒤 다이 단위 접합으로 확대되었으므로(Lau, 2021, 2022), 출원 시기가 늦을수록 핵심 설계가 고착화된 단계에 해당할 가능성이 크다.</w:t>
+        <w:t xml:space="preserve">융합의 변화는 기술을 구성하는 요소 간의 관계에서도 나타날 수 있다. Murmann과 Frenken(2006)은 지배적 설계를 주변 요소와 달리 다른 요소와 밀접하게 연관되어 안정된 인터페이스 역할을 하는 핵심 요소의 안정된 설계로 정의하였으며, 핵심 요소의 설계가 안정되면 이후의 기술 변화는 그 인터페이스를 전제로 주변 요소에서 이어질 수 있다. 하이브리드 본딩의 핵심 요소는 범프나 솔더 없이 접합 패드끼리 직접 접합하는 연결 방식이며(Lau, 2021), 인터페이스가 확정되지 않은 격동기에 이를 발명하려면 표면 평탄화나 웨이퍼 접합과 같은 제조공정 지식을 함께 다루어야 한다. 그러나 지배적 설계가 확립되면 아키텍처 지식은 당연한 전제가 되고(Henderson &amp; Clark, 1990), 구성요소 간 상호의존이 예측 가능해질수록 경계 반대편의 지식을 함께 다룰 필요성은 줄어든다(Brusoni et al., 2001). 하이브리드 본딩은 웨이퍼 단위 접합에서 먼저 상용화된 뒤 다이 단위 접합으로 확대되었으므로(Lau, 2021, 2022), 출원 시기가 늦을수록 핵심 설계가 고착화된 단계에 해당할 가능성이 크다.</w:t>
       </w:r>
     </w:p>
     <w:p>
@@ -1007,7 +1007,7 @@
         <w:t xml:space="preserve"> </w:t>
       </w:r>
       <w:r>
-        <w:t xml:space="preserve">5건)을 제외하고 재추정하였다(보충자료 S1절). 셋째, 자료에 특허 패밀리 식별자가 없어 같은 발명이 여러 특허청에 출원되면 여러 건으로 집계되므로, 같은 제목의 출원 가운데 가장 이른 1건만 남긴 표본과 동일 제목 군집 표준오차로 점검하였다. 928건은 473개의 고유 제목으로 구성되며, 이 중 149개 제목은 둘 이상의 출원청에 출원되었다.</w:t>
+        <w:t xml:space="preserve">5건; 이하 무관 용법)을 제외하고 재추정하였다(보충자료 S1절). 셋째, 자료에 특허 패밀리 식별자가 없어 같은 발명이 여러 특허청에 출원되면 여러 건으로 집계되므로, 같은 제목의 출원 가운데 가장 이른 1건만 남긴 표본과 동일 제목 군집 표준오차로 점검하였다. 928건은 473개의 고유 제목으로 구성되며, 이 중 149개 제목은 둘 이상의 출원청에 출원되었다.</w:t>
       </w:r>
     </w:p>
     <w:bookmarkEnd w:id="27"/>
@@ -1801,7 +1801,7 @@
                 <w:sz w:val="18"/>
                 <w:szCs w:val="18"/>
               </w:rPr>
-              <w:t xml:space="preserve">출원청 또는 출원 경로(출원 수): US(기준, 382), CN(175), WO(PCT 경로, 113), EP(83), TW(75), KR(58), JP(26), 기타(16)</w:t>
+              <w:t xml:space="preserve">출원청 또는 출원 경로(출원 수): US(기준, 382), CN(175), WO(특허협력조약 경로, 113), EP(83), TW(75), KR(58), JP(26), 기타(16)</w:t>
             </w:r>
           </w:p>
         </w:tc>
@@ -3688,7 +3688,7 @@
         <w:pStyle w:val="BodyText"/>
       </w:pPr>
       <w:r>
-        <w:t xml:space="preserve">표 3은 제조공정 분류 보유의 이항 로짓과 공동분류 유형의 다항 로짓 결과이다. 이항 로짓에서 세부 분류가 하나 증가할 때마다 제조공정 기호를 가질 승산은 약 27%씩 높아졌으며(OR 1.267, p &lt; 0.01), 모형의 판별력을 나타내는 AUC 0.707은 수용 가능한 수준의 하단이다(Hosmer et al., 2013). 주분석인 다항 로짓에서도</w:t>
+        <w:t xml:space="preserve">표 3은 제조공정 분류 보유의 이항 로짓과 공동분류 유형의 다항 로짓 결과이다. 이항 로짓에서 세부 분류가 하나 증가할 때마다 제조공정 기호를 가질 승산은 약 27%씩 높아졌으며(OR 1.267, p &lt; 0.01), 모형의 판별력을 나타내는 ROC 곡선 아래 면적(AUC) 0.707은 수용 가능한 수준의 하단이다(Hosmer et al., 2013). 주분석인 다항 로짓에서도</w:t>
       </w:r>
       <w:r>
         <w:t xml:space="preserve"> </w:t>
@@ -4047,7 +4047,7 @@
           <w:sz w:val="20"/>
           <w:szCs w:val="20"/>
         </w:rPr>
-        <w:t xml:space="preserve">이항 로짓의 종속변수는 has_process이며, 로그우도 −547.6, 우도비 χ²(9) = 122.0(p &lt; 0.001), McFadden 의사 R² = 0.100, AIC 1,115.1, AUC 0.707이다. 다항 로짓의 기준 범주는 접합 단독형이며, 로그우도 −774.5, 우도비 χ²(18) = 367.4(p &lt; 0.001), McFadden 의사 R² = 0.192, AIC 1,589.0이다.</w:t>
+        <w:t xml:space="preserve">이항 로짓의 종속변수는 has_process이며, 로그우도 −547.6, 우도비 χ²(9) = 122.0(p &lt; 0.001), McFadden 의사 R² = 0.100, 아카이케 정보기준(AIC) 1,115.1, AUC 0.707이다. 다항 로짓의 기준 범주는 접합 단독형이며, 로그우도 −774.5, 우도비 χ²(18) = 367.4(p &lt; 0.001), McFadden 의사 R² = 0.192, AIC 1,589.0이다.</w:t>
       </w:r>
     </w:p>
     <w:p>
@@ -4141,7 +4141,7 @@
         <w:pStyle w:val="FirstParagraph"/>
       </w:pPr>
       <w:r>
-        <w:t xml:space="preserve">지식 통합의 수준은 시기에 따라 큰 차이를 보였다. 1968–2014년은 47년간의 출원(179건)이 이후 5년간의 출원(209건)보다 적어 하나의 시기로 묶었다. 그림 5와 같이 공정 단독형의 비중은 2014년 이전 43.6%에서 2015–2019년 14.8%, 2020–2024년 10.4%로 계속 낮아졌고, 통합형은 31.3%에서 62.2%로 높아졌다가 44.3%로 하락하였으며, 접합 단독형은 25.1%와 23.0%에 머물다가 45.4%로 상승하였다. 이하에서는 공정 단독형이 가장 많았던 2014년 이전을 형성기, 통합형의 비중이 정점에 이른 2015–2019년을 확산기, 통합형의 비중이 낮아지는 가운데 접합 단독형이 통합형과 비슷한 수준까지 증가한 2020–2024년을 재편기라 한다. 두 공정 단계의 지식 통합은 꾸준히 누적되기보다 강화되었다가 다시 약해진 것이다.</w:t>
+        <w:t xml:space="preserve">지식 통합의 수준은 시기에 따라 큰 차이를 보였다. 1968–2014년은 47년간의 출원(179건)이 이후 5년간의 출원(209건)보다 적어 하나의 시기로 묶었다. 그림 5와 같이 공정 단독형의 비중은 2014년 이전 43.6%에서 2015–2019년 14.8%, 2020–2024년 10.4%로 계속 낮아졌고, 통합형은 31.3%에서 62.2%로 크게 높아졌다가 44.3%로 하락하였으며, 접합 단독형은 25.1%와 23.0%에 머물다가 45.4%로 상승하였다. 이하에서는 공정 단독형이 가장 많았던 2014년 이전을 형성기, 통합형의 비중이 정점에 이른 2015–2019년을 확산기, 통합형의 비중이 낮아지는 가운데 접합 단독형이 통합형과 비슷한 수준까지 증가한 2020–2024년을 재편기라 한다. 두 공정 단계의 지식 통합은 꾸준히 누적되기보다 강화되었다가 다시 약해진 것이다.</w:t>
       </w:r>
     </w:p>
     <w:p>
@@ -5863,7 +5863,7 @@
           <w:sz w:val="20"/>
           <w:szCs w:val="20"/>
         </w:rPr>
-        <w:t xml:space="preserve">재추정 결과 비교(유형 모형: 다항 로짓의 RRR, 기준 범주 = 접합 단독형; 핵심 모형: 핵심 기술의 시기별 승산비와 2020–2024년 상호작용, 즉 2014년 이전 대비 배수; 출원청 더미 포함; * p &lt; 0.10, ** p &lt; 0.05, *** p &lt; 0.01).</w:t>
+        <w:t xml:space="preserve">재추정 결과 비교(유형 모형: 다항 로짓의 RRR, 기준 범주 = 접합 단독형; 핵심 모형: H01L24 기호를 가진 출원, 핵심 기술의 시기별 승산비와 2020–2024년 상호작용, 즉 2014년 이전 대비 배수; 출원청 더미 포함; * p &lt; 0.10, ** p &lt; 0.05, *** p &lt; 0.01).</w:t>
       </w:r>
     </w:p>
     <w:tbl>
@@ -7461,7 +7461,7 @@
           <w:sz w:val="20"/>
           <w:szCs w:val="20"/>
         </w:rPr>
-        <w:t xml:space="preserve">표본은 2019년 이전에 핵심 기술이 없는 접합 출원이 12건에 불과하여 핵심 모형을 추정하지 않았다. 군집하지 않은 추정의 표준오차와 나머지 계수, 유형 최소치 조정 CPC 범위(breadth_adj)의 결과는 보충자료 표 S4와 S5에 제시하였다.</w:t>
+        <w:t xml:space="preserve">표본은 2019년 이전에 핵심 기술이 없는 접합 출원이 12건에 불과하여 핵심 모형을 추정하지 않았다. 다항 로짓 재추정의 군집하지 않은 표준오차와 나머지 계수, 유형 최소치 조정 CPC 범위(breadth_adj)의 결과는 보충자료 표 S4와 S5에 제시하였다.</w:t>
       </w:r>
     </w:p>
     <w:p>
@@ -8349,7 +8349,7 @@
         <w:pStyle w:val="FirstParagraph"/>
       </w:pPr>
       <w:r>
-        <w:t xml:space="preserve">본 연구에는 다음과 같은 한계가 있다. 첫째, H01L21–H01L24 공동분류는 발명 안의 지식 통합을 보여 주는 관찰 가능한 흔적이며 조직 간 지식 이전, 기업의 흡수역량, 혁신 성과를 측정한 것은 아니다. H01L21에는 패키징 단계 공정이 포함되고 기술범위는 유형과 같은 CPC 정보에서 산출되므로, 회귀 결과는 좁은 정의에서도 유지되었으나 통합형의 비중과 같은 기술통계는 정의에 따라 달라진다. CPC의 주기적 개정과 소급 재분류가 관찰된 변화의 일부를 반영하였을 가능성도 있다. 둘째, 제목 키워드 검색은 제목에 관련어가 없는 출원을 포착하지 못하며, 특허 패밀리 식별자가 없어 중복은 동일 제목으로 근사 조정하였다. 셋째, 출원인과 기업 유형, 국적, 응용처, 웨이퍼 단위와 다이 단위 접합의 구분, 두 클래스 이외의 CPC 기호가 회귀 자료에 포함되지 않았다. 넷째, 본 연구는 인과관계를 주장하지 않는다. 다양성과 유형은 함께 결정될 가능성이 높고, 시기 구분은 지배적 설계의 형성 시점을 출원의 집중도를 고려하여 정한 출원 시기로 근사한 것이다. 특허출원은 일반적으로 우선일로부터 18개월 뒤에 공개되므로 최근 연도의 출원은 아직 모두 관찰되지 않았으며(그림 2), 재편기의 결과는 최근 출원의 절단을 감안하여 해석할 필요가 있다. 다섯째, CPC 공동분류는 재현 가능하지만 발명보다 늦게 부여되며, 보다 이른 탐지가 가능한 텍스트 기반 방법(Lei et al., 2019; Preschitschek et al., 2013; Zhu &amp; Motohashi, 2022)은 학습된 모형에 의존한다.</w:t>
+        <w:t xml:space="preserve">본 연구에는 다음과 같은 한계가 있다. 첫째, H01L21–H01L24 공동분류는 발명 안의 지식 통합을 보여 주는 관찰 가능한 흔적이며 조직 간 지식 이전, 기업의 흡수역량, 혁신 성과를 측정한 것은 아니다. H01L21에는 패키징 단계 공정이 포함되므로 회귀 결과는 좁은 정의에서도 유지되었으나 통합형의 비중과 같은 기술통계는 정의에 따라 달라지며, 기술범위도 유형과 같은 CPC 정보에서 산출된다. CPC의 주기적 개정과 소급 재분류가 관찰된 변화의 일부를 반영하였을 가능성도 있다. 둘째, 제목 키워드 검색은 제목에 관련어가 없는 출원을 포착하지 못하며, 특허 패밀리 식별자가 없어 중복은 동일 제목으로 근사 조정하였다. 셋째, 출원인과 기업 유형, 국적, 응용처, 웨이퍼 단위와 다이 단위 접합의 구분, 두 클래스 이외의 CPC 기호가 회귀 자료에 포함되지 않았다. 넷째, 본 연구는 인과관계를 주장하지 않는다. 다양성과 유형은 함께 결정될 가능성이 높고, 시기 구분은 지배적 설계의 형성 시점을 출원의 집중도를 고려하여 정한 출원 시기로 근사한 것이다. 특허출원은 일반적으로 우선일로부터 18개월 뒤에 공개되므로 최근 연도의 출원은 아직 모두 관찰되지 않았으며(그림 2), 재편기의 결과는 최근 출원의 절단을 감안하여 해석할 필요가 있다. 다섯째, CPC 공동분류는 재현 가능하지만 발명보다 늦게 부여되며, 보다 이른 탐지가 가능한 텍스트 기반 방법(Lei et al., 2019; Preschitschek et al., 2013; Zhu &amp; Motohashi, 2022)은 학습된 모형에 의존한다.</w:t>
       </w:r>
     </w:p>
     <w:p>
@@ -8384,7 +8384,7 @@
         <w:pStyle w:val="BodyText"/>
       </w:pPr>
       <w:r>
-        <w:t xml:space="preserve">본 연구는 기술융합 연구의 분석 범위를 동일 산업 내 공정 단계 간 융합으로 확장하고, 공동분류를 개별 특허의 유형으로 재구성하여 핵심 기술과 연결함으로써 기술혁신 연구와 지식 경계를 넘는 지식 통합 연구를 연결한다.</w:t>
+        <w:t xml:space="preserve">본 연구는 기술융합 연구의 분석 범위를 동일 산업 내 공정 단계 간 융합으로 확장하고, 공동분류를 개별 특허의 유형으로 재구성하여 핵심 기술과 결부함으로써 기술혁신 연구와 지식 경계를 넘는 지식 통합 연구를 연결한다.</w:t>
       </w:r>
     </w:p>
     <w:p>
